--- a/public/gallery/examples/data-scientist/nl/resume.docx
+++ b/public/gallery/examples/data-scientist/nl/resume.docx
@@ -66,7 +66,7 @@
         </w:rPr>
         <w:t xml:space="preserve">📧 </w:t>
       </w:r>
-      <w:hyperlink w:history="1" r:id="rIdzlyiweg3f0o2ykspow94p">
+      <w:hyperlink w:history="1" r:id="rIdmatsfxt9y596mpdpkob9u">
         <w:r>
           <w:rPr>
             <w:sz w:val="18"/>
@@ -89,7 +89,7 @@
         </w:rPr>
         <w:t xml:space="preserve">🔗 </w:t>
       </w:r>
-      <w:hyperlink w:history="1" r:id="rIdhawkmqwkzdwdf_su8qrxl">
+      <w:hyperlink w:history="1" r:id="rIdnel2-ljqhzcyrvguvuvof">
         <w:r>
           <w:rPr>
             <w:sz w:val="18"/>
@@ -124,7 +124,7 @@
         <w:spacing w:after="200" w:line="276"/>
         <w:jc w:val="center"/>
       </w:pPr>
-      <w:hyperlink w:history="1" r:id="rIdl6_6sd9bk0qeu3zi3z4q9">
+      <w:hyperlink w:history="1" r:id="rIdrtbvcw07hlfe17iwwycle">
         <w:r>
           <w:rPr>
             <w:sz w:val="18"/>
@@ -140,7 +140,7 @@
         </w:rPr>
         <w:t xml:space="preserve"> • </w:t>
       </w:r>
-      <w:hyperlink w:history="1" r:id="rId1u6wv_eagysueg3hqkwse">
+      <w:hyperlink w:history="1" r:id="rIdyk9tx3gebjpaz3f2fni5z">
         <w:r>
           <w:rPr>
             <w:sz w:val="18"/>
@@ -300,7 +300,7 @@
         </w:rPr>
         <w:t xml:space="preserve">	</w:t>
       </w:r>
-      <w:hyperlink w:history="1" r:id="rId_j_2s_dgkfjgsx28hn85l">
+      <w:hyperlink w:history="1" r:id="rIdgqhxiadda67qm3k76skqh">
         <w:r>
           <w:rPr>
             <w:sz w:val="18"/>
@@ -425,7 +425,7 @@
         </w:rPr>
         <w:t xml:space="preserve">	</w:t>
       </w:r>
-      <w:hyperlink w:history="1" r:id="rIdp6ltf6_qbtx9js3swvbcc">
+      <w:hyperlink w:history="1" r:id="rId-3lk5kkreky9mmkl7neby">
         <w:r>
           <w:rPr>
             <w:sz w:val="18"/>
@@ -569,7 +569,7 @@
         </w:rPr>
         <w:t xml:space="preserve">	</w:t>
       </w:r>
-      <w:hyperlink w:history="1" r:id="rId9hzzur-eroosfknsexagz">
+      <w:hyperlink w:history="1" r:id="rIdboka3ol__l1fmddealdwn">
         <w:r>
           <w:rPr>
             <w:sz w:val="18"/>
@@ -732,7 +732,7 @@
         </w:rPr>
         <w:t xml:space="preserve">	</w:t>
       </w:r>
-      <w:hyperlink w:history="1" r:id="rId9k9lx76yjgc1jmw-ujg9d">
+      <w:hyperlink w:history="1" r:id="rIdbmewcrtndb6yexovd-fzc">
         <w:r>
           <w:rPr>
             <w:sz w:val="18"/>
@@ -895,7 +895,7 @@
         </w:rPr>
         <w:t xml:space="preserve">	</w:t>
       </w:r>
-      <w:hyperlink w:history="1" r:id="rIdxgvqvv4-eaxmsl3sd-lyc">
+      <w:hyperlink w:history="1" r:id="rId8qjx_sul6f1uimrdmgbhb">
         <w:r>
           <w:rPr>
             <w:sz w:val="18"/>
@@ -1405,7 +1405,7 @@
         </w:rPr>
         <w:t xml:space="preserve">	</w:t>
       </w:r>
-      <w:hyperlink w:history="1" r:id="rId5fm_jxi61whwxy-cxqop5">
+      <w:hyperlink w:history="1" r:id="rId53kwqhuhw5tkbo-fsj5nq">
         <w:r>
           <w:rPr>
             <w:sz w:val="18"/>
@@ -1471,7 +1471,7 @@
         </w:rPr>
         <w:t xml:space="preserve">	</w:t>
       </w:r>
-      <w:hyperlink w:history="1" r:id="rIdyrqdrdltweguo-2vthq3w">
+      <w:hyperlink w:history="1" r:id="rIdehaya9fu1-g5rmhxpwvj0">
         <w:r>
           <w:rPr>
             <w:sz w:val="18"/>
@@ -1556,7 +1556,7 @@
         </w:rPr>
         <w:t xml:space="preserve">	</w:t>
       </w:r>
-      <w:hyperlink w:history="1" r:id="rIdr-htc3q0w1ly9uvimg7vv">
+      <w:hyperlink w:history="1" r:id="rIdwkktoh7zbeqaqqkmpgl_n">
         <w:r>
           <w:rPr>
             <w:sz w:val="18"/>
@@ -1653,7 +1653,7 @@
         </w:rPr>
         <w:t xml:space="preserve">	</w:t>
       </w:r>
-      <w:hyperlink w:history="1" r:id="rIdwbtcepzosbwgxd423xww1">
+      <w:hyperlink w:history="1" r:id="rId2vdwqrr7s01_my2rmh63d">
         <w:r>
           <w:rPr>
             <w:sz w:val="18"/>
@@ -1753,7 +1753,7 @@
         </w:rPr>
         <w:t xml:space="preserve">	</w:t>
       </w:r>
-      <w:hyperlink w:history="1" r:id="rIdvaaxhi6854ntecx7jpsqw">
+      <w:hyperlink w:history="1" r:id="rIdzlvb1_btrmiguierjghy7">
         <w:r>
           <w:rPr>
             <w:sz w:val="18"/>
@@ -1975,7 +1975,7 @@
         </w:rPr>
         <w:t xml:space="preserve">	</w:t>
       </w:r>
-      <w:hyperlink w:history="1" r:id="rIdxq_vm8sekiwita4uyn2xt">
+      <w:hyperlink w:history="1" r:id="rIdzy-mgd18pljpjwrz0xwh7">
         <w:r>
           <w:rPr>
             <w:sz w:val="18"/>
